--- a/data/presupuesto/Informe_Economico_ETC88.docx
+++ b/data/presupuesto/Informe_Economico_ETC88.docx
@@ -633,7 +633,7 @@
           <w:b w:val="0"/>
           <w:i w:val="0"/>
         </w:rPr>
-        <w:t>Después del retiro se cruzó cada gasto del registro con su partida del presupuesto oficial, se valoró lo donado en especie al precio del presupuesto y se comprobó el resultado contra el banco. Sobre el resultado corren 36 verificaciones numéricas; todas cuadran.</w:t>
+        <w:t>Después del retiro se cruzó cada gasto del registro con su partida del presupuesto oficial, se valoró lo donado en especie al precio del presupuesto y se comprobó el resultado contra el banco. Sobre el resultado corren 37 verificaciones numéricas; todas cuadran.</w:t>
       </w:r>
     </w:p>
     <w:p>
@@ -4545,6 +4545,21 @@
       </w:r>
       <w:r>
         <w:t>Dejar constancia en el acta de ese depósito de 1,000 y de que la donación de Yendry Rincón no tiene captura.</w:t>
+      </w:r>
+    </w:p>
+    <w:p>
+      <w:pPr>
+        <w:pStyle w:val="ListBullet"/>
+        <w:spacing w:after="60"/>
+      </w:pPr>
+      <w:r>
+        <w:rPr>
+          <w:b/>
+        </w:rPr>
+        <w:t xml:space="preserve">Biblias: las 2 de Camila: </w:t>
+      </w:r>
+      <w:r>
+        <w:t>Confirmar con Camila y con Juan Manuel: si ella puso 1,360 de su bolsillo, o se le reembolsa, o se registra como donación en especie (el costo del retiro subiría a 618,429 y la especie a 93,765). La caja y el cuadre con el banco no cambian en ningún caso.</w:t>
       </w:r>
     </w:p>
     <w:p>
@@ -14892,7 +14907,7 @@
               <w:rPr>
                 <w:sz w:val="16"/>
               </w:rPr>
-              <w:t>Biblias: reembolso 35,360 = proforma 34,000 + 1,360; donaciones etiquetadas "biblia"</w:t>
+              <w:t>Biblias: el pago de 35,360 = 52 × 680 exactos</w:t>
             </w:r>
           </w:p>
         </w:tc>
@@ -14910,7 +14925,7 @@
               <w:rPr>
                 <w:sz w:val="16"/>
               </w:rPr>
-              <w:t>16,500</w:t>
+              <w:t>35,360</w:t>
             </w:r>
           </w:p>
         </w:tc>
@@ -14928,7 +14943,7 @@
               <w:rPr>
                 <w:sz w:val="16"/>
               </w:rPr>
-              <w:t>16,500</w:t>
+              <w:t>35,360</w:t>
             </w:r>
           </w:p>
         </w:tc>
@@ -14966,7 +14981,7 @@
               <w:rPr>
                 <w:sz w:val="16"/>
               </w:rPr>
-              <w:t>Donaciones que requieren nota: el depósito sin dueño y la de Yendry sin captura</w:t>
+              <w:t>Biblias: donaciones en efectivo etiquetadas "biblia"</w:t>
             </w:r>
           </w:p>
         </w:tc>
@@ -14985,7 +15000,7 @@
               <w:rPr>
                 <w:sz w:val="16"/>
               </w:rPr>
-              <w:t>2,000</w:t>
+              <w:t>16,500</w:t>
             </w:r>
           </w:p>
         </w:tc>
@@ -15004,7 +15019,7 @@
               <w:rPr>
                 <w:sz w:val="16"/>
               </w:rPr>
-              <w:t>2,000</w:t>
+              <w:t>16,500</w:t>
             </w:r>
           </w:p>
         </w:tc>
@@ -15040,7 +15055,7 @@
               <w:rPr>
                 <w:sz w:val="16"/>
               </w:rPr>
-              <w:t>Costo del retiro = caja + especie + cortesías (8 × 500 + 2 × 2,360)</w:t>
+              <w:t>Donaciones que requieren nota: el depósito sin dueño y la de Yendry sin captura</w:t>
             </w:r>
           </w:p>
         </w:tc>
@@ -15058,7 +15073,7 @@
               <w:rPr>
                 <w:sz w:val="16"/>
               </w:rPr>
-              <w:t>617,069</w:t>
+              <w:t>2,000</w:t>
             </w:r>
           </w:p>
         </w:tc>
@@ -15076,7 +15091,7 @@
               <w:rPr>
                 <w:sz w:val="16"/>
               </w:rPr>
-              <w:t>617,069</w:t>
+              <w:t>2,000</w:t>
             </w:r>
           </w:p>
         </w:tc>
@@ -15114,7 +15129,7 @@
               <w:rPr>
                 <w:sz w:val="16"/>
               </w:rPr>
-              <w:t>Apoyo total donado = efectivo + especie</w:t>
+              <w:t>Costo del retiro = caja + especie + cortesías (8 × 500 + 2 × 2,360)</w:t>
             </w:r>
           </w:p>
         </w:tc>
@@ -15133,7 +15148,7 @@
               <w:rPr>
                 <w:sz w:val="16"/>
               </w:rPr>
-              <w:t>247,426</w:t>
+              <w:t>617,069</w:t>
             </w:r>
           </w:p>
         </w:tc>
@@ -15141,6 +15156,78 @@
           <w:tcPr>
             <w:tcW w:type="dxa" w:w="1474"/>
             <w:shd w:val="clear" w:color="auto" w:fill="F7F3EA"/>
+          </w:tcPr>
+          <w:p>
+            <w:pPr>
+              <w:spacing w:after="0"/>
+              <w:jc w:val="right"/>
+            </w:pPr>
+            <w:r/>
+            <w:r>
+              <w:rPr>
+                <w:sz w:val="16"/>
+              </w:rPr>
+              <w:t>617,069</w:t>
+            </w:r>
+          </w:p>
+        </w:tc>
+      </w:tr>
+      <w:tr>
+        <w:tc>
+          <w:tcPr>
+            <w:tcW w:type="dxa" w:w="510"/>
+          </w:tcPr>
+          <w:p>
+            <w:pPr>
+              <w:spacing w:after="0"/>
+            </w:pPr>
+            <w:r/>
+            <w:r>
+              <w:rPr>
+                <w:sz w:val="16"/>
+              </w:rPr>
+              <w:t>37</w:t>
+            </w:r>
+          </w:p>
+        </w:tc>
+        <w:tc>
+          <w:tcPr>
+            <w:tcW w:type="dxa" w:w="6236"/>
+          </w:tcPr>
+          <w:p>
+            <w:pPr>
+              <w:spacing w:after="0"/>
+            </w:pPr>
+            <w:r/>
+            <w:r>
+              <w:rPr>
+                <w:sz w:val="16"/>
+              </w:rPr>
+              <w:t>Apoyo total donado = efectivo + especie</w:t>
+            </w:r>
+          </w:p>
+        </w:tc>
+        <w:tc>
+          <w:tcPr>
+            <w:tcW w:type="dxa" w:w="1474"/>
+          </w:tcPr>
+          <w:p>
+            <w:pPr>
+              <w:spacing w:after="0"/>
+              <w:jc w:val="right"/>
+            </w:pPr>
+            <w:r/>
+            <w:r>
+              <w:rPr>
+                <w:sz w:val="16"/>
+              </w:rPr>
+              <w:t>247,426</w:t>
+            </w:r>
+          </w:p>
+        </w:tc>
+        <w:tc>
+          <w:tcPr>
+            <w:tcW w:type="dxa" w:w="1474"/>
           </w:tcPr>
           <w:p>
             <w:pPr>
@@ -15173,7 +15260,7 @@
           <w:i/>
           <w:color w:val="666666"/>
         </w:rPr>
-        <w:t>36 de 36 verificaciones cuadran.</w:t>
+        <w:t>37 de 37 verificaciones cuadran.</w:t>
       </w:r>
     </w:p>
     <w:sectPr>

--- a/data/presupuesto/Informe_Economico_ETC88.docx
+++ b/data/presupuesto/Informe_Economico_ETC88.docx
@@ -4560,6 +4560,21 @@
       </w:r>
       <w:r>
         <w:t>Confirmar con Camila y con Juan Manuel: si ella puso 1,360 de su bolsillo, o se le reembolsa, o se registra como donación en especie (el costo del retiro subiría a 618,429 y la especie a 93,765). La caja y el cuadre con el banco no cambian en ningún caso.</w:t>
+      </w:r>
+    </w:p>
+    <w:p>
+      <w:pPr>
+        <w:pStyle w:val="ListBullet"/>
+        <w:spacing w:after="60"/>
+      </w:pPr>
+      <w:r>
+        <w:rPr>
+          <w:b/>
+        </w:rPr>
+        <w:t xml:space="preserve">Habitaciones de pequeños grupos: 400 sin explicar: </w:t>
+      </w:r>
+      <w:r>
+        <w:t>Una línea de la factura de la casa lo cierra. No afecta ningún total: lo pagado es lo pagado.</w:t>
       </w:r>
     </w:p>
     <w:p>
